--- a/paper/output/docx/manuscript.docx
+++ b/paper/output/docx/manuscript.docx
@@ -900,7 +900,16 @@
         <w:t xml:space="preserve"> </w:t>
       </w:r>
       <w:r>
-        <w:t xml:space="preserve">column with an HNSW index for approximate nearest-neighbour search by cosine similarity.</w:t>
+        <w:t xml:space="preserve">column with an HNSW index for approximate nearest-neighbour search by cosine similarity. For reproducibility we note one index-search setting that materially affects results: the HNSW search width (</w:t>
+      </w:r>
+      <w:r>
+        <w:rPr>
+          <w:rStyle w:val="VerbatimChar"/>
+        </w:rPr>
+        <w:t xml:space="preserve">ef_search</w:t>
+      </w:r>
+      <w:r>
+        <w:t xml:space="preserve">) is set equal to the per-channel candidate pool (200) so the index returns the full candidate set, rather than pgvector’s default of 40, which would cap the semantic channel below the requested pool and occasionally return an unrepresentative neighbourhood.</w:t>
       </w:r>
     </w:p>
     <w:bookmarkEnd w:id="21"/>
@@ -2510,7 +2519,7 @@
                 <w:b/>
                 <w:bCs/>
               </w:rPr>
-              <w:t xml:space="preserve">0.76</w:t>
+              <w:t xml:space="preserve">0.77</w:t>
             </w:r>
           </w:p>
         </w:tc>
@@ -2554,7 +2563,7 @@
                 <w:b/>
                 <w:bCs/>
               </w:rPr>
-              <w:t xml:space="preserve">0.89</w:t>
+              <w:t xml:space="preserve">0.90</w:t>
             </w:r>
           </w:p>
         </w:tc>
@@ -2592,7 +2601,7 @@
               <w:jc w:val="center"/>
             </w:pPr>
             <w:r>
-              <w:t xml:space="preserve">0.62</w:t>
+              <w:t xml:space="preserve">0.63</w:t>
             </w:r>
           </w:p>
         </w:tc>
@@ -2628,7 +2637,7 @@
               <w:jc w:val="center"/>
             </w:pPr>
             <w:r>
-              <w:t xml:space="preserve">0.76</w:t>
+              <w:t xml:space="preserve">0.77</w:t>
             </w:r>
           </w:p>
         </w:tc>
@@ -2690,7 +2699,7 @@
               <w:jc w:val="center"/>
             </w:pPr>
             <w:r>
-              <w:t xml:space="preserve">0.63</w:t>
+              <w:t xml:space="preserve">0.64</w:t>
             </w:r>
           </w:p>
         </w:tc>
@@ -2726,7 +2735,7 @@
               <w:jc w:val="center"/>
             </w:pPr>
             <w:r>
-              <w:t xml:space="preserve">0.76</w:t>
+              <w:t xml:space="preserve">0.77</w:t>
             </w:r>
           </w:p>
         </w:tc>
@@ -2942,7 +2951,7 @@
         <w:t xml:space="preserve">ranking</w:t>
       </w:r>
       <w:r>
-        <w:t xml:space="preserve">: when the intended concept is present, the picker rarely makes the clinician scroll for it. The columns bound the outcome from both sides: strict accuracy@1 = 0.57 is the pessimistic floor, while same-lineage@10 = 0.89 is the optimistic ceiling in which any hierarchical neighbour counts as acceptable, with the true operational value depending on how a given workflow treats near-misses.</w:t>
+        <w:t xml:space="preserve">: when the intended concept is present, the picker rarely makes the clinician scroll for it. The columns bound the outcome from both sides: strict accuracy@1 = 0.57 is the pessimistic floor, while same-lineage@10 = 0.90 is the optimistic ceiling in which any hierarchical neighbour counts as acceptable, with the true operational value depending on how a given workflow treats near-misses.</w:t>
       </w:r>
     </w:p>
     <w:p>
@@ -3959,7 +3968,7 @@
               <w:jc w:val="center"/>
             </w:pPr>
             <w:r>
-              <w:t xml:space="preserve">+0.10</w:t>
+              <w:t xml:space="preserve">+0.09</w:t>
             </w:r>
           </w:p>
         </w:tc>
@@ -3970,7 +3979,7 @@
         <w:pStyle w:val="BodyText"/>
       </w:pPr>
       <w:r>
-        <w:t xml:space="preserve">A discrepancy analysis tempers the strict accuracy. Of the 6,210 mentions not exact at rank 1, 21% place the gold concept within the top-5 or top-10 (still on the picker list) and a further 9.5% return a hierarchical neighbour; only 17% are hard misses. Inspecting the hard misses, roughly a quarter are dense clinical abbreviations and physical-exam shorthand (</w:t>
+        <w:t xml:space="preserve">A discrepancy analysis tempers the strict accuracy. Of the 6,186 mentions not exact at rank 1, 21% place the gold concept within the top-5 or top-10 (still on the picker list) and a further 9.4% return a hierarchical neighbour; only 17% are hard misses. Inspecting the hard misses, roughly a quarter are dense clinical abbreviations and physical-exam shorthand (</w:t>
       </w:r>
       <w:r>
         <w:rPr>
@@ -4318,7 +4327,7 @@
         <w:t xml:space="preserve"> </w:t>
       </w:r>
       <w:r>
-        <w:t xml:space="preserve">mention across the whole corpus, however, context-aware pre-processing did not raise the aggregate: strict accuracy@1 fell from 0.52 to 0.49 while the same-lineage rate rose slightly (hier@10 0.83 to 0.84, near-miss +0.10 to +0.12). The reason mirrors the DisTEMIST finding: most mentions are already resolved by the bare-span search, and re-normalizing those clean terms perturbs some of them out of rank 1, a loss on the easy majority that slightly outweighs the rescue of the hard minority. Context-aware pre-processing is therefore best used</w:t>
+        <w:t xml:space="preserve">mention across the whole corpus, however, context-aware pre-processing did not raise the aggregate: strict accuracy@1 fell from 0.52 to 0.49 while the same-lineage rate rose slightly (hier@10 0.83 to 0.84, near-miss +0.09 to +0.12). The reason mirrors the DisTEMIST finding: most mentions are already resolved by the bare-span search, and re-normalizing those clean terms perturbs some of them out of rank 1, a loss on the easy majority that slightly outweighs the rescue of the hard minority. Context-aware pre-processing is therefore best used</w:t>
       </w:r>
       <w:r>
         <w:t xml:space="preserve"> </w:t>
@@ -4784,7 +4793,7 @@
               <w:jc w:val="center"/>
             </w:pPr>
             <w:r>
-              <w:t xml:space="preserve">0.64 → 0.69</w:t>
+              <w:t xml:space="preserve">0.65 → 0.69</w:t>
             </w:r>
           </w:p>
         </w:tc>
